--- a/flow/20230914_vu_template/drafts/2024-06-g/20-ЧТ-Методія Патарського.docx
+++ b/flow/20230914_vu_template/drafts/2024-06-g/20-ЧТ-Методія Патарського.docx
@@ -3596,6 +3596,61 @@
     </w:p>
     <w:p>
       <w:pPr>
+        <w:pStyle w:val="a"/>
+        <w:spacing w:after="240"/>
+      </w:pPr>
+      <w:r>
+        <w:rPr>
+          <w:rFonts w:ascii="Times New Roman" w:hAnsi="Times New Roman"/>
+          <w:b/>
+          <w:color w:val="222222"/>
+          <w:sz w:val="24"/>
+          <w:highlight w:val="white"/>
+        </w:rPr>
+        <w:t>Слава і нині:</w:t>
+      </w:r>
+      <w:r>
+        <w:rPr>
+          <w:rFonts w:ascii="Times New Roman" w:hAnsi="Times New Roman"/>
+          <w:i/>
+          <w:color w:val="FF0000"/>
+          <w:sz w:val="24"/>
+          <w:highlight w:val="white"/>
+        </w:rPr>
+        <w:t xml:space="preserve"> </w:t>
+      </w:r>
+      <w:r>
+        <w:rPr>
+          <w:rFonts w:ascii="Times New Roman" w:hAnsi="Times New Roman"/>
+          <w:sz w:val="24"/>
+          <w:highlight w:val="white"/>
+        </w:rPr>
+        <w:t xml:space="preserve">Демонськими нападами пригніченого* і в рів погибелі поверженого* пожалій мене, Владичице,* й утверди на скелі чеснот;* і, наклепи ворожі розоривши,* </w:t>
+      </w:r>
+      <w:r>
+        <w:rPr>
+          <w:rFonts w:ascii="Times New Roman" w:hAnsi="Times New Roman"/>
+          <w:sz w:val="24"/>
+          <w:highlight w:val="white"/>
+        </w:rPr>
+        <w:t>удостой</w:t>
+      </w:r>
+      <w:r>
+        <w:rPr>
+          <w:rFonts w:ascii="Times New Roman" w:hAnsi="Times New Roman"/>
+          <w:sz w:val="24"/>
+          <w:highlight w:val="white"/>
+        </w:rPr>
+        <w:t xml:space="preserve"> мене творити повеління* Твого Сина й Бога нашого,* щоб знайшов я відпущення* у день суду.</w:t>
+      </w:r>
+    </w:p>
+    <w:p>
+      <w:r>
+        <w:t>БОГОРОДИЧНИЙ</w:t>
+      </w:r>
+    </w:p>
+    <w:p>
+      <w:pPr>
         <w:pStyle w:val="Heading2"/>
         <w:spacing w:after="120" w:before="0" w:lineRule="auto"/>
         <w:jc w:val="center"/>
@@ -3752,6 +3807,23 @@
     </w:p>
     <w:p>
       <w:pPr>
+        <w:spacing w:after="120" w:lineRule="auto"/>
+        <w:jc w:val="both"/>
+        <w:rPr>
+          <w:rFonts w:ascii="Times New Roman" w:cs="Times New Roman" w:eastAsia="Times New Roman" w:hAnsi="Times New Roman"/>
+          <w:color w:val="ff0000"/>
+          <w:sz w:val="24"/>
+          <w:szCs w:val="24"/>
+        </w:rPr>
+      </w:pPr>
+      <w:r>
+        <w:rPr>
+          <w:rtl w:val="0"/>
+        </w:rPr>
+      </w:r>
+    </w:p>
+    <w:p>
+      <w:pPr>
         <w:pStyle w:val="Heading3"/>
         <w:spacing w:after="120" w:before="0" w:lineRule="auto"/>
         <w:jc w:val="center"/>
@@ -3866,6 +3938,22 @@
     </w:p>
     <w:p>
       <w:pPr>
+        <w:spacing w:after="120" w:lineRule="auto"/>
+        <w:jc w:val="both"/>
+        <w:rPr>
+          <w:rFonts w:ascii="Times New Roman" w:cs="Times New Roman" w:eastAsia="Times New Roman" w:hAnsi="Times New Roman"/>
+          <w:sz w:val="24"/>
+          <w:szCs w:val="24"/>
+        </w:rPr>
+      </w:pPr>
+      <w:r>
+        <w:rPr>
+          <w:rtl w:val="0"/>
+        </w:rPr>
+      </w:r>
+    </w:p>
+    <w:p>
+      <w:pPr>
         <w:pStyle w:val="Heading3"/>
         <w:spacing w:after="120" w:before="0" w:lineRule="auto"/>
         <w:jc w:val="center"/>
@@ -4089,6 +4177,22 @@
     </w:p>
     <w:p>
       <w:pPr>
+        <w:spacing w:after="120" w:lineRule="auto"/>
+        <w:jc w:val="both"/>
+        <w:rPr>
+          <w:rFonts w:ascii="Times New Roman" w:cs="Times New Roman" w:eastAsia="Times New Roman" w:hAnsi="Times New Roman"/>
+          <w:sz w:val="24"/>
+          <w:szCs w:val="24"/>
+        </w:rPr>
+      </w:pPr>
+      <w:r>
+        <w:rPr>
+          <w:rtl w:val="0"/>
+        </w:rPr>
+      </w:r>
+    </w:p>
+    <w:p>
+      <w:pPr>
         <w:pStyle w:val="Heading3"/>
         <w:spacing w:after="120" w:before="0" w:lineRule="auto"/>
         <w:jc w:val="center"/>
@@ -4975,6 +5079,24 @@
     </w:p>
     <w:p>
       <w:pPr>
+        <w:spacing w:after="120" w:lineRule="auto"/>
+        <w:jc w:val="both"/>
+        <w:rPr>
+          <w:rFonts w:ascii="Times New Roman" w:cs="Times New Roman" w:eastAsia="Times New Roman" w:hAnsi="Times New Roman"/>
+          <w:i w:val="1"/>
+          <w:color w:val="ff0000"/>
+          <w:sz w:val="24"/>
+          <w:szCs w:val="24"/>
+        </w:rPr>
+      </w:pPr>
+      <w:r>
+        <w:rPr>
+          <w:rtl w:val="0"/>
+        </w:rPr>
+      </w:r>
+    </w:p>
+    <w:p>
+      <w:pPr>
         <w:pStyle w:val="Heading2"/>
         <w:spacing w:after="120" w:before="0" w:lineRule="auto"/>
         <w:jc w:val="center"/>
@@ -5159,6 +5281,52 @@
     </w:p>
     <w:p>
       <w:pPr>
+        <w:spacing w:after="120" w:lineRule="auto"/>
+        <w:jc w:val="both"/>
+        <w:rPr>
+          <w:rFonts w:ascii="Times New Roman" w:cs="Times New Roman" w:eastAsia="Times New Roman" w:hAnsi="Times New Roman"/>
+          <w:sz w:val="24"/>
+          <w:szCs w:val="24"/>
+        </w:rPr>
+      </w:pPr>
+      <w:r>
+        <w:rPr>
+          <w:rFonts w:ascii="Times New Roman" w:cs="Times New Roman" w:eastAsia="Times New Roman" w:hAnsi="Times New Roman"/>
+          <w:b w:val="1"/>
+          <w:sz w:val="24"/>
+          <w:szCs w:val="24"/>
+          <w:rtl w:val="0"/>
+        </w:rPr>
+        <w:t xml:space="preserve">Слава і нині</w:t>
+      </w:r>
+      <w:r>
+        <w:rPr>
+          <w:rFonts w:ascii="Times New Roman" w:cs="Times New Roman" w:eastAsia="Times New Roman" w:hAnsi="Times New Roman"/>
+          <w:sz w:val="24"/>
+          <w:szCs w:val="24"/>
+          <w:rtl w:val="0"/>
+        </w:rPr>
+        <w:t xml:space="preserve">: Нас вельми грішних, Діво,* визволи могутньою твоєю молитвою від вогню неухильного* і твоїми мольбами направ, Чиста, на стежки спасіння,* навівши нас твоїми матерніми молитвами.</w:t>
+      </w:r>
+    </w:p>
+    <w:p>
+      <w:pPr>
+        <w:spacing w:after="120" w:lineRule="auto"/>
+        <w:jc w:val="both"/>
+        <w:rPr>
+          <w:rFonts w:ascii="Times New Roman" w:cs="Times New Roman" w:eastAsia="Times New Roman" w:hAnsi="Times New Roman"/>
+          <w:sz w:val="24"/>
+          <w:szCs w:val="24"/>
+        </w:rPr>
+      </w:pPr>
+      <w:r>
+        <w:rPr>
+          <w:rtl w:val="0"/>
+        </w:rPr>
+      </w:r>
+    </w:p>
+    <w:p>
+      <w:pPr>
         <w:pStyle w:val="Heading3"/>
         <w:spacing w:after="120" w:before="0" w:lineRule="auto"/>
         <w:jc w:val="center"/>
@@ -5313,6 +5481,26 @@
           <w:szCs w:val="24"/>
           <w:rtl w:val="0"/>
         </w:rPr>
+        <w:t xml:space="preserve">Слава Отцю, і Сину, і Святому Духові,* і нині і повсякчас, і на віки віків. Амінь.</w:t>
+      </w:r>
+    </w:p>
+    <w:p>
+      <w:pPr>
+        <w:spacing w:after="120" w:lineRule="auto"/>
+        <w:jc w:val="both"/>
+        <w:rPr>
+          <w:rFonts w:ascii="Times New Roman" w:cs="Times New Roman" w:eastAsia="Times New Roman" w:hAnsi="Times New Roman"/>
+          <w:sz w:val="24"/>
+          <w:szCs w:val="24"/>
+        </w:rPr>
+      </w:pPr>
+      <w:r>
+        <w:rPr>
+          <w:rFonts w:ascii="Times New Roman" w:cs="Times New Roman" w:eastAsia="Times New Roman" w:hAnsi="Times New Roman"/>
+          <w:sz w:val="24"/>
+          <w:szCs w:val="24"/>
+          <w:rtl w:val="0"/>
+        </w:rPr>
         <w:t xml:space="preserve">Пресвята Тройце, помилуй нас;* Господи, очисти гріхи наші;* Владико, прости беззаконня наші;* Святий, завітай і зціли немочі наші імени твого ради.</w:t>
       </w:r>
     </w:p>
@@ -5350,6 +5538,46 @@
         <w:rPr>
           <w:rtl w:val="0"/>
         </w:rPr>
+      </w:r>
+    </w:p>
+    <w:p>
+      <w:pPr>
+        <w:spacing w:after="120" w:lineRule="auto"/>
+        <w:jc w:val="both"/>
+        <w:rPr>
+          <w:rFonts w:ascii="Times New Roman" w:cs="Times New Roman" w:eastAsia="Times New Roman" w:hAnsi="Times New Roman"/>
+          <w:sz w:val="24"/>
+          <w:szCs w:val="24"/>
+        </w:rPr>
+      </w:pPr>
+      <w:r>
+        <w:rPr>
+          <w:rFonts w:ascii="Times New Roman" w:cs="Times New Roman" w:eastAsia="Times New Roman" w:hAnsi="Times New Roman"/>
+          <w:sz w:val="24"/>
+          <w:szCs w:val="24"/>
+          <w:rtl w:val="0"/>
+        </w:rPr>
+        <w:t xml:space="preserve">Слава Отцю, і Сину, і Святому Духові.</w:t>
+      </w:r>
+    </w:p>
+    <w:p>
+      <w:pPr>
+        <w:spacing w:after="120" w:lineRule="auto"/>
+        <w:jc w:val="both"/>
+        <w:rPr>
+          <w:rFonts w:ascii="Times New Roman" w:cs="Times New Roman" w:eastAsia="Times New Roman" w:hAnsi="Times New Roman"/>
+          <w:sz w:val="24"/>
+          <w:szCs w:val="24"/>
+        </w:rPr>
+      </w:pPr>
+      <w:r>
+        <w:rPr>
+          <w:rFonts w:ascii="Times New Roman" w:cs="Times New Roman" w:eastAsia="Times New Roman" w:hAnsi="Times New Roman"/>
+          <w:sz w:val="24"/>
+          <w:szCs w:val="24"/>
+          <w:rtl w:val="0"/>
+        </w:rPr>
+        <w:t xml:space="preserve">І нині і повсякчас, і на віки віків. Амінь.</w:t>
       </w:r>
     </w:p>
     <w:p>
@@ -5438,6 +5666,22 @@
           <w:rtl w:val="0"/>
         </w:rPr>
         <w:t xml:space="preserve">Амінь.</w:t>
+      </w:r>
+    </w:p>
+    <w:p>
+      <w:pPr>
+        <w:spacing w:after="120" w:lineRule="auto"/>
+        <w:jc w:val="both"/>
+        <w:rPr>
+          <w:rFonts w:ascii="Times New Roman" w:cs="Times New Roman" w:eastAsia="Times New Roman" w:hAnsi="Times New Roman"/>
+          <w:sz w:val="24"/>
+          <w:szCs w:val="24"/>
+        </w:rPr>
+      </w:pPr>
+      <w:r>
+        <w:rPr>
+          <w:rtl w:val="0"/>
+        </w:rPr>
       </w:r>
     </w:p>
     <w:p>
@@ -6093,6 +6337,22 @@
     </w:p>
     <w:p>
       <w:pPr>
+        <w:spacing w:after="120" w:lineRule="auto"/>
+        <w:jc w:val="both"/>
+        <w:rPr>
+          <w:rFonts w:ascii="Times New Roman" w:cs="Times New Roman" w:eastAsia="Times New Roman" w:hAnsi="Times New Roman"/>
+          <w:sz w:val="24"/>
+          <w:szCs w:val="24"/>
+        </w:rPr>
+      </w:pPr>
+      <w:r>
+        <w:rPr>
+          <w:rtl w:val="0"/>
+        </w:rPr>
+      </w:r>
+    </w:p>
+    <w:p>
+      <w:pPr>
         <w:pStyle w:val="Heading2"/>
         <w:spacing w:after="120" w:before="0" w:lineRule="auto"/>
         <w:jc w:val="center"/>
@@ -6344,6 +6604,22 @@
     </w:p>
     <w:p>
       <w:pPr>
+        <w:spacing w:after="120" w:lineRule="auto"/>
+        <w:jc w:val="both"/>
+        <w:rPr>
+          <w:rFonts w:ascii="Times New Roman" w:cs="Times New Roman" w:eastAsia="Times New Roman" w:hAnsi="Times New Roman"/>
+          <w:sz w:val="24"/>
+          <w:szCs w:val="24"/>
+        </w:rPr>
+      </w:pPr>
+      <w:r>
+        <w:rPr>
+          <w:rtl w:val="0"/>
+        </w:rPr>
+      </w:r>
+    </w:p>
+    <w:p>
+      <w:pPr>
         <w:pStyle w:val="Heading3"/>
         <w:spacing w:after="120" w:before="0" w:lineRule="auto"/>
         <w:jc w:val="center"/>
@@ -6398,6 +6674,57 @@
     </w:p>
     <w:p>
       <w:pPr>
+        <w:spacing w:after="120" w:lineRule="auto"/>
+        <w:jc w:val="both"/>
+        <w:rPr>
+          <w:rFonts w:ascii="Times New Roman" w:cs="Times New Roman" w:eastAsia="Times New Roman" w:hAnsi="Times New Roman"/>
+          <w:sz w:val="24"/>
+          <w:szCs w:val="24"/>
+        </w:rPr>
+      </w:pPr>
+      <w:r>
+        <w:rPr>
+          <w:rtl w:val="0"/>
+        </w:rPr>
+      </w:r>
+    </w:p>
+    <w:p>
+      <w:pPr>
+        <w:spacing w:after="120" w:lineRule="auto"/>
+        <w:jc w:val="both"/>
+        <w:rPr>
+          <w:rFonts w:ascii="Times New Roman" w:cs="Times New Roman" w:eastAsia="Times New Roman" w:hAnsi="Times New Roman"/>
+          <w:sz w:val="24"/>
+          <w:szCs w:val="24"/>
+        </w:rPr>
+      </w:pPr>
+      <w:r>
+        <w:rPr>
+          <w:rtl w:val="0"/>
+        </w:rPr>
+      </w:r>
+    </w:p>
+    <w:p>
+      <w:pPr>
+        <w:spacing w:after="120" w:lineRule="auto"/>
+        <w:jc w:val="both"/>
+        <w:rPr>
+          <w:rFonts w:ascii="Times New Roman" w:cs="Times New Roman" w:eastAsia="Times New Roman" w:hAnsi="Times New Roman"/>
+          <w:sz w:val="24"/>
+          <w:szCs w:val="24"/>
+        </w:rPr>
+      </w:pPr>
+      <w:r>
+        <w:br w:type="page"/>
+      </w:r>
+      <w:r>
+        <w:rPr>
+          <w:rtl w:val="0"/>
+        </w:rPr>
+      </w:r>
+    </w:p>
+    <w:p>
+      <w:pPr>
         <w:pStyle w:val="Heading1"/>
         <w:spacing w:after="120" w:lineRule="auto"/>
         <w:jc w:val="center"/>
@@ -6489,6 +6816,42 @@
         <w:jc w:val="both"/>
         <w:rPr>
           <w:rFonts w:ascii="Times New Roman" w:cs="Times New Roman" w:eastAsia="Times New Roman" w:hAnsi="Times New Roman"/>
+          <w:sz w:val="24"/>
+          <w:szCs w:val="24"/>
+        </w:rPr>
+      </w:pPr>
+      <w:r>
+        <w:rPr>
+          <w:rFonts w:ascii="Times New Roman" w:cs="Times New Roman" w:eastAsia="Times New Roman" w:hAnsi="Times New Roman"/>
+          <w:sz w:val="24"/>
+          <w:szCs w:val="24"/>
+          <w:rtl w:val="0"/>
+        </w:rPr>
+        <w:t xml:space="preserve">Слава во вишніх Богу, і на землі мир,* в людях благовоління </w:t>
+      </w:r>
+      <w:r>
+        <w:rPr>
+          <w:rFonts w:ascii="Times New Roman" w:cs="Times New Roman" w:eastAsia="Times New Roman" w:hAnsi="Times New Roman"/>
+          <w:i w:val="1"/>
+          <w:color w:val="ff0000"/>
+          <w:sz w:val="24"/>
+          <w:szCs w:val="24"/>
+          <w:rtl w:val="0"/>
+        </w:rPr>
+        <w:t xml:space="preserve">(3 р.)</w:t>
+      </w:r>
+      <w:r>
+        <w:rPr>
+          <w:rtl w:val="0"/>
+        </w:rPr>
+      </w:r>
+    </w:p>
+    <w:p>
+      <w:pPr>
+        <w:spacing w:after="120" w:lineRule="auto"/>
+        <w:jc w:val="both"/>
+        <w:rPr>
+          <w:rFonts w:ascii="Times New Roman" w:cs="Times New Roman" w:eastAsia="Times New Roman" w:hAnsi="Times New Roman"/>
           <w:i w:val="1"/>
           <w:color w:val="ff0000"/>
           <w:sz w:val="24"/>
@@ -6514,6 +6877,22 @@
           <w:rtl w:val="0"/>
         </w:rPr>
         <w:t xml:space="preserve">(2 р.)</w:t>
+      </w:r>
+    </w:p>
+    <w:p>
+      <w:pPr>
+        <w:spacing w:after="120" w:lineRule="auto"/>
+        <w:jc w:val="both"/>
+        <w:rPr>
+          <w:rFonts w:ascii="Times New Roman" w:cs="Times New Roman" w:eastAsia="Times New Roman" w:hAnsi="Times New Roman"/>
+          <w:sz w:val="24"/>
+          <w:szCs w:val="24"/>
+        </w:rPr>
+      </w:pPr>
+      <w:r>
+        <w:rPr>
+          <w:rtl w:val="0"/>
+        </w:rPr>
       </w:r>
     </w:p>
     <w:p>
@@ -7518,6 +7897,42 @@
     </w:p>
     <w:p>
       <w:pPr>
+        <w:spacing w:after="120" w:lineRule="auto"/>
+        <w:jc w:val="both"/>
+        <w:rPr>
+          <w:rFonts w:ascii="Times New Roman" w:cs="Times New Roman" w:eastAsia="Times New Roman" w:hAnsi="Times New Roman"/>
+          <w:sz w:val="24"/>
+          <w:szCs w:val="24"/>
+        </w:rPr>
+      </w:pPr>
+      <w:r>
+        <w:rPr>
+          <w:rtl w:val="0"/>
+        </w:rPr>
+      </w:r>
+    </w:p>
+    <w:p>
+      <w:pPr>
+        <w:spacing w:after="120" w:lineRule="auto"/>
+        <w:jc w:val="both"/>
+        <w:rPr>
+          <w:rFonts w:ascii="Times New Roman" w:cs="Times New Roman" w:eastAsia="Times New Roman" w:hAnsi="Times New Roman"/>
+          <w:sz w:val="24"/>
+          <w:szCs w:val="24"/>
+        </w:rPr>
+      </w:pPr>
+      <w:r>
+        <w:rPr>
+          <w:rFonts w:ascii="Times New Roman" w:cs="Times New Roman" w:eastAsia="Times New Roman" w:hAnsi="Times New Roman"/>
+          <w:sz w:val="24"/>
+          <w:szCs w:val="24"/>
+          <w:rtl w:val="0"/>
+        </w:rPr>
+        <w:t xml:space="preserve">Слава Отцю, і Сину, і Святому Духові, і нині і повсякчас, і на віки віків. Амінь.</w:t>
+      </w:r>
+    </w:p>
+    <w:p>
+      <w:pPr>
         <w:tabs>
           <w:tab w:val="left" w:leader="none" w:pos="6750"/>
         </w:tabs>
@@ -7585,6 +8000,42 @@
         </w:rPr>
         <w:t xml:space="preserve">(3 р.)</w:t>
       </w:r>
+      <w:r>
+        <w:rPr>
+          <w:rtl w:val="0"/>
+        </w:rPr>
+      </w:r>
+    </w:p>
+    <w:p>
+      <w:pPr>
+        <w:spacing w:after="120" w:lineRule="auto"/>
+        <w:jc w:val="both"/>
+        <w:rPr>
+          <w:rFonts w:ascii="Times New Roman" w:cs="Times New Roman" w:eastAsia="Times New Roman" w:hAnsi="Times New Roman"/>
+          <w:sz w:val="24"/>
+          <w:szCs w:val="24"/>
+        </w:rPr>
+      </w:pPr>
+      <w:r>
+        <w:rPr>
+          <w:rFonts w:ascii="Times New Roman" w:cs="Times New Roman" w:eastAsia="Times New Roman" w:hAnsi="Times New Roman"/>
+          <w:sz w:val="24"/>
+          <w:szCs w:val="24"/>
+          <w:rtl w:val="0"/>
+        </w:rPr>
+        <w:t xml:space="preserve">Слава Отцю, і Сину, і Святому Духові, і нині і повсякчас, і на віки віків. Амінь.</w:t>
+      </w:r>
+    </w:p>
+    <w:p>
+      <w:pPr>
+        <w:spacing w:after="120" w:lineRule="auto"/>
+        <w:jc w:val="both"/>
+        <w:rPr>
+          <w:rFonts w:ascii="Times New Roman" w:cs="Times New Roman" w:eastAsia="Times New Roman" w:hAnsi="Times New Roman"/>
+          <w:sz w:val="24"/>
+          <w:szCs w:val="24"/>
+        </w:rPr>
+      </w:pPr>
       <w:r>
         <w:rPr>
           <w:rtl w:val="0"/>
@@ -7845,6 +8296,33 @@
           <w:szCs w:val="24"/>
         </w:rPr>
       </w:pPr>
+      <w:sdt>
+        <w:sdtPr>
+          <w:tag w:val="goog_rdk_6"/>
+        </w:sdtPr>
+        <w:sdtContent>
+          <w:r>
+            <w:rPr>
+              <w:rFonts w:ascii="Gungsuh" w:cs="Gungsuh" w:eastAsia="Gungsuh" w:hAnsi="Gungsuh"/>
+              <w:sz w:val="24"/>
+              <w:szCs w:val="24"/>
+              <w:rtl w:val="0"/>
+            </w:rPr>
+            <w:t xml:space="preserve">Хіба звіщатимуть у могилі твою милість,* у пропасті глибокій − твою вірність?</w:t>
+          </w:r>
+        </w:sdtContent>
+      </w:sdt>
+    </w:p>
+    <w:p>
+      <w:pPr>
+        <w:spacing w:after="120" w:lineRule="auto"/>
+        <w:jc w:val="both"/>
+        <w:rPr>
+          <w:rFonts w:ascii="Times New Roman" w:cs="Times New Roman" w:eastAsia="Times New Roman" w:hAnsi="Times New Roman"/>
+          <w:sz w:val="24"/>
+          <w:szCs w:val="24"/>
+        </w:rPr>
+      </w:pPr>
       <w:r>
         <w:rPr>
           <w:rFonts w:ascii="Times New Roman" w:cs="Times New Roman" w:eastAsia="Times New Roman" w:hAnsi="Times New Roman"/>
@@ -7905,6 +8383,33 @@
           <w:szCs w:val="24"/>
         </w:rPr>
       </w:pPr>
+      <w:sdt>
+        <w:sdtPr>
+          <w:tag w:val="goog_rdk_7"/>
+        </w:sdtPr>
+        <w:sdtContent>
+          <w:r>
+            <w:rPr>
+              <w:rFonts w:ascii="Gungsuh" w:cs="Gungsuh" w:eastAsia="Gungsuh" w:hAnsi="Gungsuh"/>
+              <w:sz w:val="24"/>
+              <w:szCs w:val="24"/>
+              <w:rtl w:val="0"/>
+            </w:rPr>
+            <w:t xml:space="preserve">Я безталанний і конаю змалку,* я перебув страх твій − і умліваю.</w:t>
+          </w:r>
+        </w:sdtContent>
+      </w:sdt>
+    </w:p>
+    <w:p>
+      <w:pPr>
+        <w:spacing w:after="120" w:lineRule="auto"/>
+        <w:jc w:val="both"/>
+        <w:rPr>
+          <w:rFonts w:ascii="Times New Roman" w:cs="Times New Roman" w:eastAsia="Times New Roman" w:hAnsi="Times New Roman"/>
+          <w:sz w:val="24"/>
+          <w:szCs w:val="24"/>
+        </w:rPr>
+      </w:pPr>
       <w:r>
         <w:rPr>
           <w:rFonts w:ascii="Times New Roman" w:cs="Times New Roman" w:eastAsia="Times New Roman" w:hAnsi="Times New Roman"/>
@@ -8006,6 +8511,33 @@
           <w:szCs w:val="24"/>
         </w:rPr>
       </w:pPr>
+      <w:sdt>
+        <w:sdtPr>
+          <w:tag w:val="goog_rdk_8"/>
+        </w:sdtPr>
+        <w:sdtContent>
+          <w:r>
+            <w:rPr>
+              <w:rFonts w:ascii="Gungsuh" w:cs="Gungsuh" w:eastAsia="Gungsuh" w:hAnsi="Gungsuh"/>
+              <w:sz w:val="24"/>
+              <w:szCs w:val="24"/>
+              <w:rtl w:val="0"/>
+            </w:rPr>
+            <w:t xml:space="preserve">Благослови, душе моя, Господа,* і все нутро моє − його святе ім'я.</w:t>
+          </w:r>
+        </w:sdtContent>
+      </w:sdt>
+    </w:p>
+    <w:p>
+      <w:pPr>
+        <w:spacing w:after="120" w:lineRule="auto"/>
+        <w:jc w:val="both"/>
+        <w:rPr>
+          <w:rFonts w:ascii="Times New Roman" w:cs="Times New Roman" w:eastAsia="Times New Roman" w:hAnsi="Times New Roman"/>
+          <w:sz w:val="24"/>
+          <w:szCs w:val="24"/>
+        </w:rPr>
+      </w:pPr>
       <w:r>
         <w:rPr>
           <w:rFonts w:ascii="Times New Roman" w:cs="Times New Roman" w:eastAsia="Times New Roman" w:hAnsi="Times New Roman"/>
@@ -8703,6 +9235,26 @@
         <w:jc w:val="both"/>
         <w:rPr>
           <w:rFonts w:ascii="Times New Roman" w:cs="Times New Roman" w:eastAsia="Times New Roman" w:hAnsi="Times New Roman"/>
+          <w:sz w:val="24"/>
+          <w:szCs w:val="24"/>
+        </w:rPr>
+      </w:pPr>
+      <w:r>
+        <w:rPr>
+          <w:rFonts w:ascii="Times New Roman" w:cs="Times New Roman" w:eastAsia="Times New Roman" w:hAnsi="Times New Roman"/>
+          <w:sz w:val="24"/>
+          <w:szCs w:val="24"/>
+          <w:rtl w:val="0"/>
+        </w:rPr>
+        <w:t xml:space="preserve">Слава Отцю, і Сину, і Святому Духові: І нині і повсякчас, і на віки віків. Амінь. </w:t>
+      </w:r>
+    </w:p>
+    <w:p>
+      <w:pPr>
+        <w:spacing w:after="120" w:lineRule="auto"/>
+        <w:jc w:val="both"/>
+        <w:rPr>
+          <w:rFonts w:ascii="Times New Roman" w:cs="Times New Roman" w:eastAsia="Times New Roman" w:hAnsi="Times New Roman"/>
           <w:color w:val="ff0000"/>
           <w:sz w:val="24"/>
           <w:szCs w:val="24"/>
@@ -8728,6 +9280,24 @@
         </w:rPr>
         <w:t xml:space="preserve">(3 р.)</w:t>
       </w:r>
+      <w:r>
+        <w:rPr>
+          <w:rtl w:val="0"/>
+        </w:rPr>
+      </w:r>
+    </w:p>
+    <w:p>
+      <w:pPr>
+        <w:spacing w:after="120" w:lineRule="auto"/>
+        <w:jc w:val="both"/>
+        <w:rPr>
+          <w:rFonts w:ascii="Times New Roman" w:cs="Times New Roman" w:eastAsia="Times New Roman" w:hAnsi="Times New Roman"/>
+          <w:b w:val="1"/>
+          <w:color w:val="ff0000"/>
+          <w:sz w:val="24"/>
+          <w:szCs w:val="24"/>
+        </w:rPr>
+      </w:pPr>
       <w:r>
         <w:rPr>
           <w:rtl w:val="0"/>
@@ -9145,6 +9715,23 @@
     </w:p>
     <w:p>
       <w:pPr>
+        <w:spacing w:after="120" w:lineRule="auto"/>
+        <w:jc w:val="both"/>
+        <w:rPr>
+          <w:rFonts w:ascii="Times New Roman" w:cs="Times New Roman" w:eastAsia="Times New Roman" w:hAnsi="Times New Roman"/>
+          <w:color w:val="ff0000"/>
+          <w:sz w:val="24"/>
+          <w:szCs w:val="24"/>
+        </w:rPr>
+      </w:pPr>
+      <w:r>
+        <w:rPr>
+          <w:rtl w:val="0"/>
+        </w:rPr>
+      </w:r>
+    </w:p>
+    <w:p>
+      <w:pPr>
         <w:pStyle w:val="Heading2"/>
         <w:spacing w:after="120" w:before="0" w:lineRule="auto"/>
         <w:jc w:val="center"/>
@@ -9999,6 +10586,23 @@
     </w:p>
     <w:p>
       <w:pPr>
+        <w:spacing w:after="120" w:lineRule="auto"/>
+        <w:jc w:val="both"/>
+        <w:rPr>
+          <w:rFonts w:ascii="Times New Roman" w:cs="Times New Roman" w:eastAsia="Times New Roman" w:hAnsi="Times New Roman"/>
+          <w:color w:val="ff0000"/>
+          <w:sz w:val="24"/>
+          <w:szCs w:val="24"/>
+        </w:rPr>
+      </w:pPr>
+      <w:r>
+        <w:rPr>
+          <w:rtl w:val="0"/>
+        </w:rPr>
+      </w:r>
+    </w:p>
+    <w:p>
+      <w:pPr>
         <w:pStyle w:val="Heading3"/>
         <w:spacing w:after="120" w:before="0" w:lineRule="auto"/>
         <w:jc w:val="center"/>
@@ -10252,6 +10856,22 @@
     </w:p>
     <w:p>
       <w:pPr>
+        <w:spacing w:after="120" w:lineRule="auto"/>
+        <w:jc w:val="both"/>
+        <w:rPr>
+          <w:rFonts w:ascii="Times New Roman" w:cs="Times New Roman" w:eastAsia="Times New Roman" w:hAnsi="Times New Roman"/>
+          <w:sz w:val="24"/>
+          <w:szCs w:val="24"/>
+        </w:rPr>
+      </w:pPr>
+      <w:r>
+        <w:rPr>
+          <w:rtl w:val="0"/>
+        </w:rPr>
+      </w:r>
+    </w:p>
+    <w:p>
+      <w:pPr>
         <w:pStyle w:val="Heading3"/>
         <w:spacing w:after="120" w:before="0" w:lineRule="auto"/>
         <w:jc w:val="center"/>
@@ -10677,6 +11297,22 @@
     </w:p>
     <w:p>
       <w:pPr>
+        <w:spacing w:after="120" w:lineRule="auto"/>
+        <w:jc w:val="both"/>
+        <w:rPr>
+          <w:rFonts w:ascii="Times New Roman" w:cs="Times New Roman" w:eastAsia="Times New Roman" w:hAnsi="Times New Roman"/>
+          <w:sz w:val="24"/>
+          <w:szCs w:val="24"/>
+        </w:rPr>
+      </w:pPr>
+      <w:r>
+        <w:rPr>
+          <w:rtl w:val="0"/>
+        </w:rPr>
+      </w:r>
+    </w:p>
+    <w:p>
+      <w:pPr>
         <w:pStyle w:val="Heading3"/>
         <w:spacing w:after="120" w:before="0" w:lineRule="auto"/>
         <w:jc w:val="center"/>
@@ -10735,6 +11371,54 @@
         <w:jc w:val="both"/>
         <w:rPr>
           <w:rFonts w:ascii="Times New Roman" w:cs="Times New Roman" w:eastAsia="Times New Roman" w:hAnsi="Times New Roman"/>
+          <w:sz w:val="24"/>
+          <w:szCs w:val="24"/>
+        </w:rPr>
+      </w:pPr>
+      <w:r>
+        <w:rPr>
+          <w:rFonts w:ascii="Times New Roman" w:cs="Times New Roman" w:eastAsia="Times New Roman" w:hAnsi="Times New Roman"/>
+          <w:b w:val="1"/>
+          <w:sz w:val="24"/>
+          <w:szCs w:val="24"/>
+          <w:rtl w:val="0"/>
+        </w:rPr>
+        <w:t xml:space="preserve">Слава і нині</w:t>
+      </w:r>
+      <w:r>
+        <w:rPr>
+          <w:rFonts w:ascii="Times New Roman" w:cs="Times New Roman" w:eastAsia="Times New Roman" w:hAnsi="Times New Roman"/>
+          <w:sz w:val="24"/>
+          <w:szCs w:val="24"/>
+          <w:rtl w:val="0"/>
+        </w:rPr>
+        <w:t xml:space="preserve">: Усвідомивши безмірне багатство твого милосердя* і незборну силу твоєї влади,* прийшли ми, журбою опановані, до твого покрову* і, вельми стурбовані, кличемо з глибин нашого серця,* в сльозах промовляючи: Діво Богородице,* спаси нас, спаси недостойних!</w:t>
+      </w:r>
+    </w:p>
+    <w:p>
+      <w:pPr>
+        <w:spacing w:after="120" w:lineRule="auto"/>
+        <w:jc w:val="both"/>
+        <w:rPr>
+          <w:rFonts w:ascii="Times New Roman" w:cs="Times New Roman" w:eastAsia="Times New Roman" w:hAnsi="Times New Roman"/>
+          <w:i w:val="1"/>
+          <w:color w:val="ff0000"/>
+          <w:sz w:val="24"/>
+          <w:szCs w:val="24"/>
+        </w:rPr>
+      </w:pPr>
+      <w:r>
+        <w:rPr>
+          <w:rtl w:val="0"/>
+        </w:rPr>
+      </w:r>
+    </w:p>
+    <w:p>
+      <w:pPr>
+        <w:spacing w:after="120" w:lineRule="auto"/>
+        <w:jc w:val="both"/>
+        <w:rPr>
+          <w:rFonts w:ascii="Times New Roman" w:cs="Times New Roman" w:eastAsia="Times New Roman" w:hAnsi="Times New Roman"/>
           <w:i w:val="1"/>
           <w:color w:val="ff0000"/>
           <w:sz w:val="24"/>
@@ -11073,6 +11757,22 @@
     </w:p>
     <w:p>
       <w:pPr>
+        <w:spacing w:after="120" w:lineRule="auto"/>
+        <w:jc w:val="both"/>
+        <w:rPr>
+          <w:rFonts w:ascii="Times New Roman" w:cs="Times New Roman" w:eastAsia="Times New Roman" w:hAnsi="Times New Roman"/>
+          <w:sz w:val="24"/>
+          <w:szCs w:val="24"/>
+        </w:rPr>
+      </w:pPr>
+      <w:r>
+        <w:rPr>
+          <w:rtl w:val="0"/>
+        </w:rPr>
+      </w:r>
+    </w:p>
+    <w:p>
+      <w:pPr>
         <w:pStyle w:val="Heading3"/>
         <w:spacing w:after="120" w:before="0" w:lineRule="auto"/>
         <w:jc w:val="center"/>
@@ -11127,6 +11827,52 @@
     </w:p>
     <w:p>
       <w:pPr>
+        <w:spacing w:after="120" w:lineRule="auto"/>
+        <w:jc w:val="both"/>
+        <w:rPr>
+          <w:rFonts w:ascii="Times New Roman" w:cs="Times New Roman" w:eastAsia="Times New Roman" w:hAnsi="Times New Roman"/>
+          <w:sz w:val="24"/>
+          <w:szCs w:val="24"/>
+        </w:rPr>
+      </w:pPr>
+      <w:r>
+        <w:rPr>
+          <w:rFonts w:ascii="Times New Roman" w:cs="Times New Roman" w:eastAsia="Times New Roman" w:hAnsi="Times New Roman"/>
+          <w:b w:val="1"/>
+          <w:sz w:val="24"/>
+          <w:szCs w:val="24"/>
+          <w:rtl w:val="0"/>
+        </w:rPr>
+        <w:t xml:space="preserve">Слава і нині</w:t>
+      </w:r>
+      <w:r>
+        <w:rPr>
+          <w:rFonts w:ascii="Times New Roman" w:cs="Times New Roman" w:eastAsia="Times New Roman" w:hAnsi="Times New Roman"/>
+          <w:sz w:val="24"/>
+          <w:szCs w:val="24"/>
+          <w:rtl w:val="0"/>
+        </w:rPr>
+        <w:t xml:space="preserve">: Пророки звістили, апостоли навчили,* мученики ісповідували, а ми повірили, що ти справжня Богородиця,* тому й величаємо твоє несказанне Різдво, Пречиста.</w:t>
+      </w:r>
+    </w:p>
+    <w:p>
+      <w:pPr>
+        <w:spacing w:after="120" w:lineRule="auto"/>
+        <w:jc w:val="both"/>
+        <w:rPr>
+          <w:rFonts w:ascii="Times New Roman" w:cs="Times New Roman" w:eastAsia="Times New Roman" w:hAnsi="Times New Roman"/>
+          <w:sz w:val="24"/>
+          <w:szCs w:val="24"/>
+        </w:rPr>
+      </w:pPr>
+      <w:r>
+        <w:rPr>
+          <w:rtl w:val="0"/>
+        </w:rPr>
+      </w:r>
+    </w:p>
+    <w:p>
+      <w:pPr>
         <w:pStyle w:val="Heading3"/>
         <w:spacing w:after="120" w:before="0" w:lineRule="auto"/>
         <w:jc w:val="center"/>
@@ -11561,13 +12307,46 @@
       </w:pPr>
       <w:r>
         <w:rPr>
+          <w:rtl w:val="0"/>
+        </w:rPr>
+      </w:r>
+    </w:p>
+    <w:p>
+      <w:pPr>
+        <w:spacing w:after="120" w:lineRule="auto"/>
+        <w:jc w:val="both"/>
+        <w:rPr>
           <w:rFonts w:ascii="Times New Roman" w:cs="Times New Roman" w:eastAsia="Times New Roman" w:hAnsi="Times New Roman"/>
           <w:sz w:val="24"/>
           <w:szCs w:val="24"/>
           <w:u w:val="single"/>
+        </w:rPr>
+      </w:pPr>
+      <w:r>
+        <w:rPr>
+          <w:rFonts w:ascii="Times New Roman" w:cs="Times New Roman" w:eastAsia="Times New Roman" w:hAnsi="Times New Roman"/>
+          <w:sz w:val="24"/>
+          <w:szCs w:val="24"/>
+          <w:u w:val="single"/>
           <w:rtl w:val="0"/>
         </w:rPr>
         <w:t xml:space="preserve">[Господи, Боже наш! Ти за покаяння дарував людям відпущення, нам же, як образ пізнання і визнання гріхів, показав покаяння і прощення пророка Давида. Тож, Владико, помилуй з великої милости твоєї нас, що в чимало великих гріхів впали, і по багатстві ласк твоїх очисти беззаконня наші, бо перед тобою згрішили ми, Господи, що невідомі й таємні речі серця людського знаєш, і єдиний ти маєш владу прощати гріхи. Серце ж чисте вчини в нас і Духом владичним утверди нас, і радість спасіння твого яви нам. Не відкинь нас від лиця твого, але дозволь, як Добрий і Чоловіколюбець, аж до останнього нашого віддиху появляти тобі жертву справедливости й приноси на святих твоїх жертовниках, милістю і ласками і чоловіколюб'ям єдинородного Сина твого, з яким ти є благословенний з пресвятим, добрим і животворящим твоїм Духом, нині й повсякчас, і на віки віків. Амінь.]</w:t>
+      </w:r>
+    </w:p>
+    <w:p>
+      <w:pPr>
+        <w:spacing w:after="120" w:lineRule="auto"/>
+        <w:jc w:val="both"/>
+        <w:rPr>
+          <w:rFonts w:ascii="Times New Roman" w:cs="Times New Roman" w:eastAsia="Times New Roman" w:hAnsi="Times New Roman"/>
+          <w:sz w:val="24"/>
+          <w:szCs w:val="24"/>
+        </w:rPr>
+      </w:pPr>
+      <w:r>
+        <w:rPr>
+          <w:rtl w:val="0"/>
+        </w:rPr>
       </w:r>
     </w:p>
     <w:p>
@@ -13973,6 +14752,22 @@
     </w:p>
     <w:p>
       <w:pPr>
+        <w:spacing w:after="120" w:lineRule="auto"/>
+        <w:jc w:val="both"/>
+        <w:rPr>
+          <w:rFonts w:ascii="Times New Roman" w:cs="Times New Roman" w:eastAsia="Times New Roman" w:hAnsi="Times New Roman"/>
+          <w:sz w:val="24"/>
+          <w:szCs w:val="24"/>
+        </w:rPr>
+      </w:pPr>
+      <w:r>
+        <w:rPr>
+          <w:rtl w:val="0"/>
+        </w:rPr>
+      </w:r>
+    </w:p>
+    <w:p>
+      <w:pPr>
         <w:pStyle w:val="Heading3"/>
         <w:spacing w:after="120" w:lineRule="auto"/>
         <w:jc w:val="center"/>
@@ -14164,6 +14959,54 @@
           <w:rtl w:val="0"/>
         </w:rPr>
         <w:t xml:space="preserve">Земний світ здобув собі в тобі божественну охорону і твердиню і добрий захист;* за твоїм посередництвом, отче Миколаю, ми завжди спасаємося від усякої спокуси й утиску.* Тому з вірою славимо тебе й ублажаємо.</w:t>
+      </w:r>
+    </w:p>
+    <w:p>
+      <w:pPr>
+        <w:spacing w:after="120" w:lineRule="auto"/>
+        <w:jc w:val="both"/>
+        <w:rPr>
+          <w:rFonts w:ascii="Times New Roman" w:cs="Times New Roman" w:eastAsia="Times New Roman" w:hAnsi="Times New Roman"/>
+          <w:sz w:val="24"/>
+          <w:szCs w:val="24"/>
+        </w:rPr>
+      </w:pPr>
+      <w:r>
+        <w:rPr>
+          <w:rFonts w:ascii="Times New Roman" w:cs="Times New Roman" w:eastAsia="Times New Roman" w:hAnsi="Times New Roman"/>
+          <w:b w:val="1"/>
+          <w:sz w:val="24"/>
+          <w:szCs w:val="24"/>
+          <w:rtl w:val="0"/>
+        </w:rPr>
+        <w:t xml:space="preserve">Слава і нині</w:t>
+      </w:r>
+      <w:r>
+        <w:rPr>
+          <w:rFonts w:ascii="Times New Roman" w:cs="Times New Roman" w:eastAsia="Times New Roman" w:hAnsi="Times New Roman"/>
+          <w:sz w:val="24"/>
+          <w:szCs w:val="24"/>
+          <w:rtl w:val="0"/>
+        </w:rPr>
+        <w:t xml:space="preserve">: Моїм спасенним просвіченням стала ти, що народила Світло,* яке розвіває темні й понурі хмари.* Тому твоїми молитвами хай стану дитиною дня, виконуючи добро* й ублажаючи тебе побожними піснями.</w:t>
+      </w:r>
+    </w:p>
+    <w:p>
+      <w:pPr>
+        <w:spacing w:after="120" w:lineRule="auto"/>
+        <w:jc w:val="both"/>
+        <w:rPr>
+          <w:rFonts w:ascii="Times New Roman" w:cs="Times New Roman" w:eastAsia="Times New Roman" w:hAnsi="Times New Roman"/>
+          <w:i w:val="1"/>
+          <w:color w:val="000000"/>
+          <w:sz w:val="24"/>
+          <w:szCs w:val="24"/>
+        </w:rPr>
+      </w:pPr>
+      <w:r>
+        <w:rPr>
+          <w:rtl w:val="0"/>
+        </w:rPr>
       </w:r>
     </w:p>
     <w:p>
@@ -14225,6 +15068,24 @@
     </w:p>
     <w:p>
       <w:pPr>
+        <w:spacing w:after="120" w:lineRule="auto"/>
+        <w:jc w:val="both"/>
+        <w:rPr>
+          <w:rFonts w:ascii="Times New Roman" w:cs="Times New Roman" w:eastAsia="Times New Roman" w:hAnsi="Times New Roman"/>
+          <w:i w:val="1"/>
+          <w:color w:val="ff0000"/>
+          <w:sz w:val="24"/>
+          <w:szCs w:val="24"/>
+        </w:rPr>
+      </w:pPr>
+      <w:r>
+        <w:rPr>
+          <w:rtl w:val="0"/>
+        </w:rPr>
+      </w:r>
+    </w:p>
+    <w:p>
+      <w:pPr>
         <w:pStyle w:val="Heading3"/>
         <w:spacing w:after="120" w:before="0" w:lineRule="auto"/>
         <w:jc w:val="center"/>
@@ -14545,6 +15406,22 @@
     </w:p>
     <w:p>
       <w:pPr>
+        <w:spacing w:after="120" w:lineRule="auto"/>
+        <w:jc w:val="both"/>
+        <w:rPr>
+          <w:rFonts w:ascii="Times New Roman" w:cs="Times New Roman" w:eastAsia="Times New Roman" w:hAnsi="Times New Roman"/>
+          <w:sz w:val="24"/>
+          <w:szCs w:val="24"/>
+        </w:rPr>
+      </w:pPr>
+      <w:r>
+        <w:rPr>
+          <w:rtl w:val="0"/>
+        </w:rPr>
+      </w:r>
+    </w:p>
+    <w:p>
+      <w:pPr>
         <w:pStyle w:val="Heading3"/>
         <w:spacing w:after="120" w:before="0" w:lineRule="auto"/>
         <w:jc w:val="center"/>
@@ -14591,6 +15468,52 @@
     </w:p>
     <w:p>
       <w:pPr>
+        <w:spacing w:after="120" w:lineRule="auto"/>
+        <w:jc w:val="both"/>
+        <w:rPr>
+          <w:rFonts w:ascii="Times New Roman" w:cs="Times New Roman" w:eastAsia="Times New Roman" w:hAnsi="Times New Roman"/>
+          <w:sz w:val="24"/>
+          <w:szCs w:val="24"/>
+        </w:rPr>
+      </w:pPr>
+      <w:r>
+        <w:rPr>
+          <w:rFonts w:ascii="Times New Roman" w:cs="Times New Roman" w:eastAsia="Times New Roman" w:hAnsi="Times New Roman"/>
+          <w:b w:val="1"/>
+          <w:sz w:val="24"/>
+          <w:szCs w:val="24"/>
+          <w:rtl w:val="0"/>
+        </w:rPr>
+        <w:t xml:space="preserve">Слава і нині</w:t>
+      </w:r>
+      <w:r>
+        <w:rPr>
+          <w:rFonts w:ascii="Times New Roman" w:cs="Times New Roman" w:eastAsia="Times New Roman" w:hAnsi="Times New Roman"/>
+          <w:sz w:val="24"/>
+          <w:szCs w:val="24"/>
+          <w:rtl w:val="0"/>
+        </w:rPr>
+        <w:t xml:space="preserve">: Діво пречиста!* З мудрими апостолами і з багатьма мучениками та з Миколаєм мудрим,* моли безперестанно Христа,* щоб звільнити від усякої біди нас,* що на тебе поклали надію, Діво.</w:t>
+      </w:r>
+    </w:p>
+    <w:p>
+      <w:pPr>
+        <w:spacing w:after="120" w:lineRule="auto"/>
+        <w:jc w:val="both"/>
+        <w:rPr>
+          <w:rFonts w:ascii="Times New Roman" w:cs="Times New Roman" w:eastAsia="Times New Roman" w:hAnsi="Times New Roman"/>
+          <w:sz w:val="24"/>
+          <w:szCs w:val="24"/>
+        </w:rPr>
+      </w:pPr>
+      <w:r>
+        <w:rPr>
+          <w:rtl w:val="0"/>
+        </w:rPr>
+      </w:r>
+    </w:p>
+    <w:p>
+      <w:pPr>
         <w:pStyle w:val="Heading2"/>
         <w:spacing w:after="120" w:before="0" w:lineRule="auto"/>
         <w:jc w:val="center"/>
@@ -14692,6 +15615,33 @@
           <w:szCs w:val="24"/>
         </w:rPr>
       </w:pPr>
+      <w:sdt>
+        <w:sdtPr>
+          <w:tag w:val="goog_rdk_9"/>
+        </w:sdtPr>
+        <w:sdtContent>
+          <w:r>
+            <w:rPr>
+              <w:rFonts w:ascii="Gungsuh" w:cs="Gungsuh" w:eastAsia="Gungsuh" w:hAnsi="Gungsuh"/>
+              <w:sz w:val="24"/>
+              <w:szCs w:val="24"/>
+              <w:rtl w:val="0"/>
+            </w:rPr>
+            <w:t xml:space="preserve">Хваліте його, ви − сонце й місяцю,* хваліте його, всі ясні зорі.</w:t>
+          </w:r>
+        </w:sdtContent>
+      </w:sdt>
+    </w:p>
+    <w:p>
+      <w:pPr>
+        <w:spacing w:after="120" w:lineRule="auto"/>
+        <w:jc w:val="both"/>
+        <w:rPr>
+          <w:rFonts w:ascii="Times New Roman" w:cs="Times New Roman" w:eastAsia="Times New Roman" w:hAnsi="Times New Roman"/>
+          <w:sz w:val="24"/>
+          <w:szCs w:val="24"/>
+        </w:rPr>
+      </w:pPr>
       <w:r>
         <w:rPr>
           <w:rFonts w:ascii="Times New Roman" w:cs="Times New Roman" w:eastAsia="Times New Roman" w:hAnsi="Times New Roman"/>
@@ -15232,6 +16182,22 @@
           <w:rtl w:val="0"/>
         </w:rPr>
         <w:t xml:space="preserve">Хваліте його на дзвінких цимбалах, хваліте його на гучних цимбалах.* Усе, що живе, нехай хвалить Господа.</w:t>
+      </w:r>
+    </w:p>
+    <w:p>
+      <w:pPr>
+        <w:spacing w:after="120" w:lineRule="auto"/>
+        <w:jc w:val="both"/>
+        <w:rPr>
+          <w:rFonts w:ascii="Times New Roman" w:cs="Times New Roman" w:eastAsia="Times New Roman" w:hAnsi="Times New Roman"/>
+          <w:sz w:val="24"/>
+          <w:szCs w:val="24"/>
+        </w:rPr>
+      </w:pPr>
+      <w:r>
+        <w:rPr>
+          <w:rtl w:val="0"/>
+        </w:rPr>
       </w:r>
     </w:p>
     <w:p>
@@ -15287,6 +16253,23 @@
           <w:rFonts w:ascii="Times New Roman" w:cs="Times New Roman" w:eastAsia="Times New Roman" w:hAnsi="Times New Roman"/>
           <w:sz w:val="24"/>
           <w:szCs w:val="24"/>
+          <w:u w:val="single"/>
+        </w:rPr>
+      </w:pPr>
+      <w:r>
+        <w:rPr>
+          <w:rtl w:val="0"/>
+        </w:rPr>
+      </w:r>
+    </w:p>
+    <w:p>
+      <w:pPr>
+        <w:spacing w:after="120" w:lineRule="auto"/>
+        <w:jc w:val="both"/>
+        <w:rPr>
+          <w:rFonts w:ascii="Times New Roman" w:cs="Times New Roman" w:eastAsia="Times New Roman" w:hAnsi="Times New Roman"/>
+          <w:sz w:val="24"/>
+          <w:szCs w:val="24"/>
         </w:rPr>
       </w:pPr>
       <w:r>
@@ -15507,6 +16490,33 @@
           <w:szCs w:val="24"/>
         </w:rPr>
       </w:pPr>
+      <w:sdt>
+        <w:sdtPr>
+          <w:tag w:val="goog_rdk_10"/>
+        </w:sdtPr>
+        <w:sdtContent>
+          <w:r>
+            <w:rPr>
+              <w:rFonts w:ascii="Gungsuh" w:cs="Gungsuh" w:eastAsia="Gungsuh" w:hAnsi="Gungsuh"/>
+              <w:sz w:val="24"/>
+              <w:szCs w:val="24"/>
+              <w:rtl w:val="0"/>
+            </w:rPr>
+            <w:t xml:space="preserve">Молюсь: Господи, змилуйся надо мною,* вилікуй мою душу, бо гріх мій − перед тобою.</w:t>
+          </w:r>
+        </w:sdtContent>
+      </w:sdt>
+    </w:p>
+    <w:p>
+      <w:pPr>
+        <w:spacing w:after="120" w:lineRule="auto"/>
+        <w:jc w:val="both"/>
+        <w:rPr>
+          <w:rFonts w:ascii="Times New Roman" w:cs="Times New Roman" w:eastAsia="Times New Roman" w:hAnsi="Times New Roman"/>
+          <w:sz w:val="24"/>
+          <w:szCs w:val="24"/>
+        </w:rPr>
+      </w:pPr>
       <w:r>
         <w:rPr>
           <w:rFonts w:ascii="Times New Roman" w:cs="Times New Roman" w:eastAsia="Times New Roman" w:hAnsi="Times New Roman"/>
@@ -15755,6 +16765,22 @@
           <w:rtl w:val="0"/>
         </w:rPr>
         <w:t xml:space="preserve">Нині і повсякчас,* і на віки віків. Амінь.</w:t>
+      </w:r>
+    </w:p>
+    <w:p>
+      <w:pPr>
+        <w:spacing w:after="120" w:lineRule="auto"/>
+        <w:jc w:val="both"/>
+        <w:rPr>
+          <w:rFonts w:ascii="Times New Roman" w:cs="Times New Roman" w:eastAsia="Times New Roman" w:hAnsi="Times New Roman"/>
+          <w:sz w:val="24"/>
+          <w:szCs w:val="24"/>
+        </w:rPr>
+      </w:pPr>
+      <w:r>
+        <w:rPr>
+          <w:rtl w:val="0"/>
+        </w:rPr>
       </w:r>
     </w:p>
     <w:p>
@@ -16675,6 +17701,22 @@
     </w:p>
     <w:p>
       <w:pPr>
+        <w:spacing w:after="120" w:lineRule="auto"/>
+        <w:jc w:val="both"/>
+        <w:rPr>
+          <w:rFonts w:ascii="Times New Roman" w:cs="Times New Roman" w:eastAsia="Times New Roman" w:hAnsi="Times New Roman"/>
+          <w:sz w:val="24"/>
+          <w:szCs w:val="24"/>
+        </w:rPr>
+      </w:pPr>
+      <w:r>
+        <w:rPr>
+          <w:rtl w:val="0"/>
+        </w:rPr>
+      </w:r>
+    </w:p>
+    <w:p>
+      <w:pPr>
         <w:pStyle w:val="Heading2"/>
         <w:spacing w:after="120" w:before="0" w:lineRule="auto"/>
         <w:jc w:val="center"/>
@@ -16863,6 +17905,52 @@
         <w:jc w:val="both"/>
         <w:rPr>
           <w:rFonts w:ascii="Times New Roman" w:cs="Times New Roman" w:eastAsia="Times New Roman" w:hAnsi="Times New Roman"/>
+          <w:sz w:val="24"/>
+          <w:szCs w:val="24"/>
+        </w:rPr>
+      </w:pPr>
+      <w:r>
+        <w:rPr>
+          <w:rFonts w:ascii="Times New Roman" w:cs="Times New Roman" w:eastAsia="Times New Roman" w:hAnsi="Times New Roman"/>
+          <w:b w:val="1"/>
+          <w:sz w:val="24"/>
+          <w:szCs w:val="24"/>
+          <w:rtl w:val="0"/>
+        </w:rPr>
+        <w:t xml:space="preserve">Слава і нині</w:t>
+      </w:r>
+      <w:r>
+        <w:rPr>
+          <w:rFonts w:ascii="Times New Roman" w:cs="Times New Roman" w:eastAsia="Times New Roman" w:hAnsi="Times New Roman"/>
+          <w:sz w:val="24"/>
+          <w:szCs w:val="24"/>
+          <w:rtl w:val="0"/>
+        </w:rPr>
+        <w:t xml:space="preserve">: Безсіменно зачала ти від Духа Святого,* тому, прославляючи, кличемо до тебе:* Радуйся, пресвята Діво!</w:t>
+      </w:r>
+    </w:p>
+    <w:p>
+      <w:pPr>
+        <w:spacing w:after="120" w:lineRule="auto"/>
+        <w:jc w:val="both"/>
+        <w:rPr>
+          <w:rFonts w:ascii="Times New Roman" w:cs="Times New Roman" w:eastAsia="Times New Roman" w:hAnsi="Times New Roman"/>
+          <w:sz w:val="24"/>
+          <w:szCs w:val="24"/>
+        </w:rPr>
+      </w:pPr>
+      <w:r>
+        <w:rPr>
+          <w:rtl w:val="0"/>
+        </w:rPr>
+      </w:r>
+    </w:p>
+    <w:p>
+      <w:pPr>
+        <w:spacing w:after="120" w:lineRule="auto"/>
+        <w:jc w:val="both"/>
+        <w:rPr>
+          <w:rFonts w:ascii="Times New Roman" w:cs="Times New Roman" w:eastAsia="Times New Roman" w:hAnsi="Times New Roman"/>
           <w:i w:val="1"/>
           <w:color w:val="ff0000"/>
           <w:sz w:val="24"/>
@@ -16984,6 +18072,26 @@
           <w:szCs w:val="24"/>
           <w:rtl w:val="0"/>
         </w:rPr>
+        <w:t xml:space="preserve">Слава Отцю, і Сину, і Святому Духові,* і нині і повсякчас, і на віки віків. Амінь.</w:t>
+      </w:r>
+    </w:p>
+    <w:p>
+      <w:pPr>
+        <w:spacing w:after="120" w:lineRule="auto"/>
+        <w:jc w:val="both"/>
+        <w:rPr>
+          <w:rFonts w:ascii="Times New Roman" w:cs="Times New Roman" w:eastAsia="Times New Roman" w:hAnsi="Times New Roman"/>
+          <w:sz w:val="24"/>
+          <w:szCs w:val="24"/>
+        </w:rPr>
+      </w:pPr>
+      <w:r>
+        <w:rPr>
+          <w:rFonts w:ascii="Times New Roman" w:cs="Times New Roman" w:eastAsia="Times New Roman" w:hAnsi="Times New Roman"/>
+          <w:sz w:val="24"/>
+          <w:szCs w:val="24"/>
+          <w:rtl w:val="0"/>
+        </w:rPr>
         <w:t xml:space="preserve">Пресвята Тройце, помилуй нас;* Господи, очисти гріхи наші;* Владико, прости беззаконня наші;* Святий, завітай і зціли немочі наші імени твого ради.</w:t>
       </w:r>
     </w:p>
@@ -17027,6 +18135,45 @@
           <w:rtl w:val="0"/>
         </w:rPr>
         <w:t xml:space="preserve">.</w:t>
+      </w:r>
+    </w:p>
+    <w:p>
+      <w:pPr>
+        <w:spacing w:after="120" w:lineRule="auto"/>
+        <w:jc w:val="both"/>
+        <w:rPr>
+          <w:rFonts w:ascii="Times New Roman" w:cs="Times New Roman" w:eastAsia="Times New Roman" w:hAnsi="Times New Roman"/>
+          <w:sz w:val="24"/>
+          <w:szCs w:val="24"/>
+        </w:rPr>
+      </w:pPr>
+      <w:r>
+        <w:rPr>
+          <w:rFonts w:ascii="Times New Roman" w:cs="Times New Roman" w:eastAsia="Times New Roman" w:hAnsi="Times New Roman"/>
+          <w:sz w:val="24"/>
+          <w:szCs w:val="24"/>
+          <w:rtl w:val="0"/>
+        </w:rPr>
+        <w:t xml:space="preserve">Слава Отцю, і Сину, і Святому Духові. І</w:t>
+      </w:r>
+      <w:r>
+        <w:rPr>
+          <w:rFonts w:ascii="Times New Roman" w:cs="Times New Roman" w:eastAsia="Times New Roman" w:hAnsi="Times New Roman"/>
+          <w:b w:val="1"/>
+          <w:sz w:val="24"/>
+          <w:szCs w:val="24"/>
+          <w:rtl w:val="0"/>
+        </w:rPr>
+        <w:t xml:space="preserve"> </w:t>
+      </w:r>
+      <w:r>
+        <w:rPr>
+          <w:rFonts w:ascii="Times New Roman" w:cs="Times New Roman" w:eastAsia="Times New Roman" w:hAnsi="Times New Roman"/>
+          <w:sz w:val="24"/>
+          <w:szCs w:val="24"/>
+          <w:rtl w:val="0"/>
+        </w:rPr>
+        <w:t xml:space="preserve">нині і повсякчас, і на віки віків. Амінь.</w:t>
       </w:r>
     </w:p>
     <w:p>
@@ -17126,6 +18273,23 @@
           <w:rtl w:val="0"/>
         </w:rPr>
         <w:t xml:space="preserve"> </w:t>
+      </w:r>
+    </w:p>
+    <w:p>
+      <w:pPr>
+        <w:spacing w:after="120" w:lineRule="auto"/>
+        <w:jc w:val="both"/>
+        <w:rPr>
+          <w:rFonts w:ascii="Times New Roman" w:cs="Times New Roman" w:eastAsia="Times New Roman" w:hAnsi="Times New Roman"/>
+          <w:i w:val="1"/>
+          <w:sz w:val="24"/>
+          <w:szCs w:val="24"/>
+        </w:rPr>
+      </w:pPr>
+      <w:r>
+        <w:rPr>
+          <w:rtl w:val="0"/>
+        </w:rPr>
       </w:r>
     </w:p>
     <w:p>
@@ -17704,6 +18868,22 @@
     </w:p>
     <w:p>
       <w:pPr>
+        <w:spacing w:after="120" w:lineRule="auto"/>
+        <w:jc w:val="both"/>
+        <w:rPr>
+          <w:rFonts w:ascii="Times New Roman" w:cs="Times New Roman" w:eastAsia="Times New Roman" w:hAnsi="Times New Roman"/>
+          <w:sz w:val="24"/>
+          <w:szCs w:val="24"/>
+        </w:rPr>
+      </w:pPr>
+      <w:r>
+        <w:rPr>
+          <w:rtl w:val="0"/>
+        </w:rPr>
+      </w:r>
+    </w:p>
+    <w:p>
+      <w:pPr>
         <w:pStyle w:val="Heading2"/>
         <w:spacing w:after="120" w:before="0" w:lineRule="auto"/>
         <w:jc w:val="center"/>
@@ -17961,6 +19141,21 @@
           <w:rtl w:val="0"/>
         </w:rPr>
         <w:t xml:space="preserve">Амінь.</w:t>
+      </w:r>
+    </w:p>
+    <w:p>
+      <w:pPr>
+        <w:spacing w:after="120" w:lineRule="auto"/>
+        <w:rPr>
+          <w:rFonts w:ascii="Times New Roman" w:cs="Times New Roman" w:eastAsia="Times New Roman" w:hAnsi="Times New Roman"/>
+          <w:sz w:val="24"/>
+          <w:szCs w:val="24"/>
+        </w:rPr>
+      </w:pPr>
+      <w:r>
+        <w:rPr>
+          <w:rtl w:val="0"/>
+        </w:rPr>
       </w:r>
     </w:p>
     <w:sectPr>
